--- a/tests/fixtures/docx-authored/adu--seminar--diplomski--neuredan.docx
+++ b/tests/fixtures/docx-authored/adu--seminar--diplomski--neuredan.docx
@@ -58,7 +58,7 @@
       <w:pPr>
         <w:pStyle w:val="BodyText"/>
         <w:bidi w:val="0"/>
-        <w:spacing w:lineRule="auto" w:line="360" w:before="0" w:after="120"/>
+        <w:spacing w:lineRule="auto" w:line="240" w:before="0" w:after="340"/>
         <w:jc w:val="both"/>
         <w:rPr/>
       </w:pPr>
@@ -83,7 +83,7 @@
       <w:pPr>
         <w:pStyle w:val="BodyText"/>
         <w:bidi w:val="0"/>
-        <w:spacing w:lineRule="auto" w:line="360" w:before="0" w:after="120"/>
+        <w:spacing w:lineRule="auto" w:line="240" w:before="0" w:after="340"/>
         <w:jc w:val="both"/>
         <w:rPr/>
       </w:pPr>
@@ -246,67 +246,67 @@
       <w:pPr>
         <w:pStyle w:val="BodyText"/>
         <w:bidi w:val="0"/>
-        <w:spacing w:lineRule="auto" w:line="360" w:before="0" w:after="120"/>
-        <w:jc w:val="both"/>
-        <w:rPr/>
-      </w:pPr>
-      <w:r>
-        <w:rPr/>
-      </w:r>
-    </w:p>
-    <w:p>
-      <w:pPr>
-        <w:pStyle w:val="BodyText"/>
-        <w:bidi w:val="0"/>
-        <w:spacing w:lineRule="auto" w:line="360" w:before="0" w:after="120"/>
-        <w:jc w:val="both"/>
-        <w:rPr/>
-      </w:pPr>
-      <w:r>
-        <w:rPr/>
-      </w:r>
-    </w:p>
-    <w:p>
-      <w:pPr>
-        <w:pStyle w:val="BodyText"/>
-        <w:bidi w:val="0"/>
-        <w:spacing w:lineRule="auto" w:line="360" w:before="0" w:after="120"/>
-        <w:jc w:val="both"/>
-        <w:rPr/>
-      </w:pPr>
-      <w:r>
-        <w:rPr/>
-      </w:r>
-    </w:p>
-    <w:p>
-      <w:pPr>
-        <w:pStyle w:val="BodyText"/>
-        <w:bidi w:val="0"/>
-        <w:spacing w:lineRule="auto" w:line="360" w:before="0" w:after="120"/>
-        <w:jc w:val="both"/>
-        <w:rPr/>
-      </w:pPr>
-      <w:r>
-        <w:rPr/>
-      </w:r>
-    </w:p>
-    <w:p>
-      <w:pPr>
-        <w:pStyle w:val="BodyText"/>
-        <w:bidi w:val="0"/>
-        <w:spacing w:lineRule="auto" w:line="360" w:before="0" w:after="120"/>
-        <w:jc w:val="both"/>
-        <w:rPr/>
-      </w:pPr>
-      <w:r>
-        <w:rPr/>
-      </w:r>
-    </w:p>
-    <w:p>
-      <w:pPr>
-        <w:pStyle w:val="BodyText"/>
-        <w:bidi w:val="0"/>
-        <w:spacing w:lineRule="auto" w:line="360" w:before="0" w:after="120"/>
+        <w:spacing w:lineRule="auto" w:line="240" w:before="0" w:after="340"/>
+        <w:jc w:val="both"/>
+        <w:rPr/>
+      </w:pPr>
+      <w:r>
+        <w:rPr/>
+      </w:r>
+    </w:p>
+    <w:p>
+      <w:pPr>
+        <w:pStyle w:val="BodyText"/>
+        <w:bidi w:val="0"/>
+        <w:spacing w:lineRule="auto" w:line="240" w:before="0" w:after="340"/>
+        <w:jc w:val="both"/>
+        <w:rPr/>
+      </w:pPr>
+      <w:r>
+        <w:rPr/>
+      </w:r>
+    </w:p>
+    <w:p>
+      <w:pPr>
+        <w:pStyle w:val="BodyText"/>
+        <w:bidi w:val="0"/>
+        <w:spacing w:lineRule="auto" w:line="240" w:before="0" w:after="340"/>
+        <w:jc w:val="both"/>
+        <w:rPr/>
+      </w:pPr>
+      <w:r>
+        <w:rPr/>
+      </w:r>
+    </w:p>
+    <w:p>
+      <w:pPr>
+        <w:pStyle w:val="BodyText"/>
+        <w:bidi w:val="0"/>
+        <w:spacing w:lineRule="auto" w:line="240" w:before="0" w:after="340"/>
+        <w:jc w:val="both"/>
+        <w:rPr/>
+      </w:pPr>
+      <w:r>
+        <w:rPr/>
+      </w:r>
+    </w:p>
+    <w:p>
+      <w:pPr>
+        <w:pStyle w:val="BodyText"/>
+        <w:bidi w:val="0"/>
+        <w:spacing w:lineRule="auto" w:line="240" w:before="0" w:after="340"/>
+        <w:jc w:val="both"/>
+        <w:rPr/>
+      </w:pPr>
+      <w:r>
+        <w:rPr/>
+      </w:r>
+    </w:p>
+    <w:p>
+      <w:pPr>
+        <w:pStyle w:val="BodyText"/>
+        <w:bidi w:val="0"/>
+        <w:spacing w:lineRule="auto" w:line="240" w:before="0" w:after="340"/>
         <w:jc w:val="both"/>
         <w:rPr/>
       </w:pPr>
@@ -330,7 +330,7 @@
       <w:pPr>
         <w:pStyle w:val="BodyText"/>
         <w:bidi w:val="0"/>
-        <w:spacing w:lineRule="auto" w:line="360" w:before="0" w:after="120"/>
+        <w:spacing w:lineRule="auto" w:line="240" w:before="0" w:after="340"/>
         <w:jc w:val="both"/>
         <w:rPr/>
       </w:pPr>
@@ -367,67 +367,67 @@
       <w:pPr>
         <w:pStyle w:val="BodyText"/>
         <w:bidi w:val="0"/>
-        <w:spacing w:lineRule="auto" w:line="360" w:before="0" w:after="120"/>
-        <w:jc w:val="both"/>
-        <w:rPr/>
-      </w:pPr>
-      <w:r>
-        <w:rPr/>
-      </w:r>
-    </w:p>
-    <w:p>
-      <w:pPr>
-        <w:pStyle w:val="BodyText"/>
-        <w:bidi w:val="0"/>
-        <w:spacing w:lineRule="auto" w:line="360" w:before="0" w:after="120"/>
-        <w:jc w:val="both"/>
-        <w:rPr/>
-      </w:pPr>
-      <w:r>
-        <w:rPr/>
-      </w:r>
-    </w:p>
-    <w:p>
-      <w:pPr>
-        <w:pStyle w:val="BodyText"/>
-        <w:bidi w:val="0"/>
-        <w:spacing w:lineRule="auto" w:line="360" w:before="0" w:after="120"/>
-        <w:jc w:val="both"/>
-        <w:rPr/>
-      </w:pPr>
-      <w:r>
-        <w:rPr/>
-      </w:r>
-    </w:p>
-    <w:p>
-      <w:pPr>
-        <w:pStyle w:val="BodyText"/>
-        <w:bidi w:val="0"/>
-        <w:spacing w:lineRule="auto" w:line="360" w:before="0" w:after="120"/>
-        <w:jc w:val="both"/>
-        <w:rPr/>
-      </w:pPr>
-      <w:r>
-        <w:rPr/>
-      </w:r>
-    </w:p>
-    <w:p>
-      <w:pPr>
-        <w:pStyle w:val="BodyText"/>
-        <w:bidi w:val="0"/>
-        <w:spacing w:lineRule="auto" w:line="360" w:before="0" w:after="120"/>
-        <w:jc w:val="both"/>
-        <w:rPr/>
-      </w:pPr>
-      <w:r>
-        <w:rPr/>
-      </w:r>
-    </w:p>
-    <w:p>
-      <w:pPr>
-        <w:pStyle w:val="BodyText"/>
-        <w:bidi w:val="0"/>
-        <w:spacing w:lineRule="auto" w:line="360" w:before="0" w:after="120"/>
+        <w:spacing w:lineRule="auto" w:line="240" w:before="0" w:after="340"/>
+        <w:jc w:val="both"/>
+        <w:rPr/>
+      </w:pPr>
+      <w:r>
+        <w:rPr/>
+      </w:r>
+    </w:p>
+    <w:p>
+      <w:pPr>
+        <w:pStyle w:val="BodyText"/>
+        <w:bidi w:val="0"/>
+        <w:spacing w:lineRule="auto" w:line="240" w:before="0" w:after="340"/>
+        <w:jc w:val="both"/>
+        <w:rPr/>
+      </w:pPr>
+      <w:r>
+        <w:rPr/>
+      </w:r>
+    </w:p>
+    <w:p>
+      <w:pPr>
+        <w:pStyle w:val="BodyText"/>
+        <w:bidi w:val="0"/>
+        <w:spacing w:lineRule="auto" w:line="240" w:before="0" w:after="340"/>
+        <w:jc w:val="both"/>
+        <w:rPr/>
+      </w:pPr>
+      <w:r>
+        <w:rPr/>
+      </w:r>
+    </w:p>
+    <w:p>
+      <w:pPr>
+        <w:pStyle w:val="BodyText"/>
+        <w:bidi w:val="0"/>
+        <w:spacing w:lineRule="auto" w:line="240" w:before="0" w:after="340"/>
+        <w:jc w:val="both"/>
+        <w:rPr/>
+      </w:pPr>
+      <w:r>
+        <w:rPr/>
+      </w:r>
+    </w:p>
+    <w:p>
+      <w:pPr>
+        <w:pStyle w:val="BodyText"/>
+        <w:bidi w:val="0"/>
+        <w:spacing w:lineRule="auto" w:line="240" w:before="0" w:after="340"/>
+        <w:jc w:val="both"/>
+        <w:rPr/>
+      </w:pPr>
+      <w:r>
+        <w:rPr/>
+      </w:r>
+    </w:p>
+    <w:p>
+      <w:pPr>
+        <w:pStyle w:val="BodyText"/>
+        <w:bidi w:val="0"/>
+        <w:spacing w:lineRule="auto" w:line="240" w:before="0" w:after="340"/>
         <w:jc w:val="both"/>
         <w:rPr/>
       </w:pPr>
@@ -451,7 +451,7 @@
       <w:pPr>
         <w:pStyle w:val="BodyText"/>
         <w:bidi w:val="0"/>
-        <w:spacing w:lineRule="auto" w:line="360" w:before="0" w:after="120"/>
+        <w:spacing w:lineRule="auto" w:line="240" w:before="0" w:after="340"/>
         <w:jc w:val="both"/>
         <w:rPr/>
       </w:pPr>
@@ -464,7 +464,7 @@
       <w:pPr>
         <w:pStyle w:val="BodyText"/>
         <w:bidi w:val="0"/>
-        <w:spacing w:lineRule="auto" w:line="360" w:before="0" w:after="120"/>
+        <w:spacing w:lineRule="auto" w:line="240" w:before="0" w:after="340"/>
         <w:jc w:val="both"/>
         <w:rPr/>
       </w:pPr>
@@ -477,67 +477,67 @@
       <w:pPr>
         <w:pStyle w:val="BodyText"/>
         <w:bidi w:val="0"/>
-        <w:spacing w:lineRule="auto" w:line="360" w:before="0" w:after="120"/>
-        <w:jc w:val="both"/>
-        <w:rPr/>
-      </w:pPr>
-      <w:r>
-        <w:rPr/>
-      </w:r>
-    </w:p>
-    <w:p>
-      <w:pPr>
-        <w:pStyle w:val="BodyText"/>
-        <w:bidi w:val="0"/>
-        <w:spacing w:lineRule="auto" w:line="360" w:before="0" w:after="120"/>
-        <w:jc w:val="both"/>
-        <w:rPr/>
-      </w:pPr>
-      <w:r>
-        <w:rPr/>
-      </w:r>
-    </w:p>
-    <w:p>
-      <w:pPr>
-        <w:pStyle w:val="BodyText"/>
-        <w:bidi w:val="0"/>
-        <w:spacing w:lineRule="auto" w:line="360" w:before="0" w:after="120"/>
-        <w:jc w:val="both"/>
-        <w:rPr/>
-      </w:pPr>
-      <w:r>
-        <w:rPr/>
-      </w:r>
-    </w:p>
-    <w:p>
-      <w:pPr>
-        <w:pStyle w:val="BodyText"/>
-        <w:bidi w:val="0"/>
-        <w:spacing w:lineRule="auto" w:line="360" w:before="0" w:after="120"/>
-        <w:jc w:val="both"/>
-        <w:rPr/>
-      </w:pPr>
-      <w:r>
-        <w:rPr/>
-      </w:r>
-    </w:p>
-    <w:p>
-      <w:pPr>
-        <w:pStyle w:val="BodyText"/>
-        <w:bidi w:val="0"/>
-        <w:spacing w:lineRule="auto" w:line="360" w:before="0" w:after="120"/>
-        <w:jc w:val="both"/>
-        <w:rPr/>
-      </w:pPr>
-      <w:r>
-        <w:rPr/>
-      </w:r>
-    </w:p>
-    <w:p>
-      <w:pPr>
-        <w:pStyle w:val="BodyText"/>
-        <w:bidi w:val="0"/>
-        <w:spacing w:lineRule="auto" w:line="360" w:before="0" w:after="120"/>
+        <w:spacing w:lineRule="auto" w:line="240" w:before="0" w:after="340"/>
+        <w:jc w:val="both"/>
+        <w:rPr/>
+      </w:pPr>
+      <w:r>
+        <w:rPr/>
+      </w:r>
+    </w:p>
+    <w:p>
+      <w:pPr>
+        <w:pStyle w:val="BodyText"/>
+        <w:bidi w:val="0"/>
+        <w:spacing w:lineRule="auto" w:line="240" w:before="0" w:after="340"/>
+        <w:jc w:val="both"/>
+        <w:rPr/>
+      </w:pPr>
+      <w:r>
+        <w:rPr/>
+      </w:r>
+    </w:p>
+    <w:p>
+      <w:pPr>
+        <w:pStyle w:val="BodyText"/>
+        <w:bidi w:val="0"/>
+        <w:spacing w:lineRule="auto" w:line="240" w:before="0" w:after="340"/>
+        <w:jc w:val="both"/>
+        <w:rPr/>
+      </w:pPr>
+      <w:r>
+        <w:rPr/>
+      </w:r>
+    </w:p>
+    <w:p>
+      <w:pPr>
+        <w:pStyle w:val="BodyText"/>
+        <w:bidi w:val="0"/>
+        <w:spacing w:lineRule="auto" w:line="240" w:before="0" w:after="340"/>
+        <w:jc w:val="both"/>
+        <w:rPr/>
+      </w:pPr>
+      <w:r>
+        <w:rPr/>
+      </w:r>
+    </w:p>
+    <w:p>
+      <w:pPr>
+        <w:pStyle w:val="BodyText"/>
+        <w:bidi w:val="0"/>
+        <w:spacing w:lineRule="auto" w:line="240" w:before="0" w:after="340"/>
+        <w:jc w:val="both"/>
+        <w:rPr/>
+      </w:pPr>
+      <w:r>
+        <w:rPr/>
+      </w:r>
+    </w:p>
+    <w:p>
+      <w:pPr>
+        <w:pStyle w:val="BodyText"/>
+        <w:bidi w:val="0"/>
+        <w:spacing w:lineRule="auto" w:line="240" w:before="0" w:after="340"/>
         <w:jc w:val="both"/>
         <w:rPr/>
       </w:pPr>
@@ -563,7 +563,7 @@
       <w:pPr>
         <w:pStyle w:val="BodyText"/>
         <w:bidi w:val="0"/>
-        <w:spacing w:lineRule="auto" w:line="360" w:before="0" w:after="120"/>
+        <w:spacing w:lineRule="auto" w:line="240" w:before="0" w:after="340"/>
         <w:jc w:val="both"/>
         <w:rPr/>
       </w:pPr>
@@ -576,7 +576,7 @@
       <w:pPr>
         <w:pStyle w:val="BodyText"/>
         <w:bidi w:val="0"/>
-        <w:spacing w:lineRule="auto" w:line="360" w:before="0" w:after="120"/>
+        <w:spacing w:lineRule="auto" w:line="240" w:before="0" w:after="340"/>
         <w:jc w:val="both"/>
         <w:rPr/>
       </w:pPr>
@@ -589,7 +589,7 @@
       <w:pPr>
         <w:pStyle w:val="BodyText"/>
         <w:bidi w:val="0"/>
-        <w:spacing w:lineRule="auto" w:line="360" w:before="0" w:after="120"/>
+        <w:spacing w:lineRule="auto" w:line="240" w:before="0" w:after="340"/>
         <w:jc w:val="both"/>
         <w:rPr/>
       </w:pPr>
@@ -602,7 +602,7 @@
       <w:pPr>
         <w:pStyle w:val="BodyText"/>
         <w:bidi w:val="0"/>
-        <w:spacing w:lineRule="auto" w:line="360" w:before="0" w:after="120"/>
+        <w:spacing w:lineRule="auto" w:line="240" w:before="0" w:after="340"/>
         <w:jc w:val="both"/>
         <w:rPr/>
       </w:pPr>
@@ -615,7 +615,7 @@
       <w:pPr>
         <w:pStyle w:val="BodyText"/>
         <w:bidi w:val="0"/>
-        <w:spacing w:lineRule="auto" w:line="360" w:before="0" w:after="120"/>
+        <w:spacing w:lineRule="auto" w:line="240" w:before="0" w:after="340"/>
         <w:jc w:val="both"/>
         <w:rPr/>
       </w:pPr>
@@ -628,67 +628,67 @@
       <w:pPr>
         <w:pStyle w:val="BodyText"/>
         <w:bidi w:val="0"/>
-        <w:spacing w:lineRule="auto" w:line="360" w:before="0" w:after="120"/>
-        <w:jc w:val="both"/>
-        <w:rPr/>
-      </w:pPr>
-      <w:r>
-        <w:rPr/>
-      </w:r>
-    </w:p>
-    <w:p>
-      <w:pPr>
-        <w:pStyle w:val="BodyText"/>
-        <w:bidi w:val="0"/>
-        <w:spacing w:lineRule="auto" w:line="360" w:before="0" w:after="120"/>
-        <w:jc w:val="both"/>
-        <w:rPr/>
-      </w:pPr>
-      <w:r>
-        <w:rPr/>
-      </w:r>
-    </w:p>
-    <w:p>
-      <w:pPr>
-        <w:pStyle w:val="BodyText"/>
-        <w:bidi w:val="0"/>
-        <w:spacing w:lineRule="auto" w:line="360" w:before="0" w:after="120"/>
-        <w:jc w:val="both"/>
-        <w:rPr/>
-      </w:pPr>
-      <w:r>
-        <w:rPr/>
-      </w:r>
-    </w:p>
-    <w:p>
-      <w:pPr>
-        <w:pStyle w:val="BodyText"/>
-        <w:bidi w:val="0"/>
-        <w:spacing w:lineRule="auto" w:line="360" w:before="0" w:after="120"/>
-        <w:jc w:val="both"/>
-        <w:rPr/>
-      </w:pPr>
-      <w:r>
-        <w:rPr/>
-      </w:r>
-    </w:p>
-    <w:p>
-      <w:pPr>
-        <w:pStyle w:val="BodyText"/>
-        <w:bidi w:val="0"/>
-        <w:spacing w:lineRule="auto" w:line="360" w:before="0" w:after="120"/>
-        <w:jc w:val="both"/>
-        <w:rPr/>
-      </w:pPr>
-      <w:r>
-        <w:rPr/>
-      </w:r>
-    </w:p>
-    <w:p>
-      <w:pPr>
-        <w:pStyle w:val="BodyText"/>
-        <w:bidi w:val="0"/>
-        <w:spacing w:lineRule="auto" w:line="360" w:before="0" w:after="120"/>
+        <w:spacing w:lineRule="auto" w:line="240" w:before="0" w:after="340"/>
+        <w:jc w:val="both"/>
+        <w:rPr/>
+      </w:pPr>
+      <w:r>
+        <w:rPr/>
+      </w:r>
+    </w:p>
+    <w:p>
+      <w:pPr>
+        <w:pStyle w:val="BodyText"/>
+        <w:bidi w:val="0"/>
+        <w:spacing w:lineRule="auto" w:line="240" w:before="0" w:after="340"/>
+        <w:jc w:val="both"/>
+        <w:rPr/>
+      </w:pPr>
+      <w:r>
+        <w:rPr/>
+      </w:r>
+    </w:p>
+    <w:p>
+      <w:pPr>
+        <w:pStyle w:val="BodyText"/>
+        <w:bidi w:val="0"/>
+        <w:spacing w:lineRule="auto" w:line="240" w:before="0" w:after="340"/>
+        <w:jc w:val="both"/>
+        <w:rPr/>
+      </w:pPr>
+      <w:r>
+        <w:rPr/>
+      </w:r>
+    </w:p>
+    <w:p>
+      <w:pPr>
+        <w:pStyle w:val="BodyText"/>
+        <w:bidi w:val="0"/>
+        <w:spacing w:lineRule="auto" w:line="240" w:before="0" w:after="340"/>
+        <w:jc w:val="both"/>
+        <w:rPr/>
+      </w:pPr>
+      <w:r>
+        <w:rPr/>
+      </w:r>
+    </w:p>
+    <w:p>
+      <w:pPr>
+        <w:pStyle w:val="BodyText"/>
+        <w:bidi w:val="0"/>
+        <w:spacing w:lineRule="auto" w:line="240" w:before="0" w:after="340"/>
+        <w:jc w:val="both"/>
+        <w:rPr/>
+      </w:pPr>
+      <w:r>
+        <w:rPr/>
+      </w:r>
+    </w:p>
+    <w:p>
+      <w:pPr>
+        <w:pStyle w:val="BodyText"/>
+        <w:bidi w:val="0"/>
+        <w:spacing w:lineRule="auto" w:line="240" w:before="0" w:after="340"/>
         <w:jc w:val="both"/>
         <w:rPr/>
       </w:pPr>
@@ -714,7 +714,7 @@
       <w:pPr>
         <w:pStyle w:val="BodyText"/>
         <w:bidi w:val="0"/>
-        <w:spacing w:lineRule="auto" w:line="360" w:before="0" w:after="120"/>
+        <w:spacing w:lineRule="auto" w:line="240" w:before="0" w:after="340"/>
         <w:jc w:val="both"/>
         <w:rPr/>
       </w:pPr>
@@ -727,7 +727,7 @@
       <w:pPr>
         <w:pStyle w:val="BodyText"/>
         <w:bidi w:val="0"/>
-        <w:spacing w:lineRule="auto" w:line="360" w:before="0" w:after="120"/>
+        <w:spacing w:lineRule="auto" w:line="240" w:before="0" w:after="340"/>
         <w:jc w:val="both"/>
         <w:rPr/>
       </w:pPr>
@@ -740,67 +740,67 @@
       <w:pPr>
         <w:pStyle w:val="BodyText"/>
         <w:bidi w:val="0"/>
-        <w:spacing w:lineRule="auto" w:line="360" w:before="0" w:after="120"/>
-        <w:jc w:val="both"/>
-        <w:rPr/>
-      </w:pPr>
-      <w:r>
-        <w:rPr/>
-      </w:r>
-    </w:p>
-    <w:p>
-      <w:pPr>
-        <w:pStyle w:val="BodyText"/>
-        <w:bidi w:val="0"/>
-        <w:spacing w:lineRule="auto" w:line="360" w:before="0" w:after="120"/>
-        <w:jc w:val="both"/>
-        <w:rPr/>
-      </w:pPr>
-      <w:r>
-        <w:rPr/>
-      </w:r>
-    </w:p>
-    <w:p>
-      <w:pPr>
-        <w:pStyle w:val="BodyText"/>
-        <w:bidi w:val="0"/>
-        <w:spacing w:lineRule="auto" w:line="360" w:before="0" w:after="120"/>
-        <w:jc w:val="both"/>
-        <w:rPr/>
-      </w:pPr>
-      <w:r>
-        <w:rPr/>
-      </w:r>
-    </w:p>
-    <w:p>
-      <w:pPr>
-        <w:pStyle w:val="BodyText"/>
-        <w:bidi w:val="0"/>
-        <w:spacing w:lineRule="auto" w:line="360" w:before="0" w:after="120"/>
-        <w:jc w:val="both"/>
-        <w:rPr/>
-      </w:pPr>
-      <w:r>
-        <w:rPr/>
-      </w:r>
-    </w:p>
-    <w:p>
-      <w:pPr>
-        <w:pStyle w:val="BodyText"/>
-        <w:bidi w:val="0"/>
-        <w:spacing w:lineRule="auto" w:line="360" w:before="0" w:after="120"/>
-        <w:jc w:val="both"/>
-        <w:rPr/>
-      </w:pPr>
-      <w:r>
-        <w:rPr/>
-      </w:r>
-    </w:p>
-    <w:p>
-      <w:pPr>
-        <w:pStyle w:val="BodyText"/>
-        <w:bidi w:val="0"/>
-        <w:spacing w:lineRule="auto" w:line="360" w:before="0" w:after="120"/>
+        <w:spacing w:lineRule="auto" w:line="240" w:before="0" w:after="340"/>
+        <w:jc w:val="both"/>
+        <w:rPr/>
+      </w:pPr>
+      <w:r>
+        <w:rPr/>
+      </w:r>
+    </w:p>
+    <w:p>
+      <w:pPr>
+        <w:pStyle w:val="BodyText"/>
+        <w:bidi w:val="0"/>
+        <w:spacing w:lineRule="auto" w:line="240" w:before="0" w:after="340"/>
+        <w:jc w:val="both"/>
+        <w:rPr/>
+      </w:pPr>
+      <w:r>
+        <w:rPr/>
+      </w:r>
+    </w:p>
+    <w:p>
+      <w:pPr>
+        <w:pStyle w:val="BodyText"/>
+        <w:bidi w:val="0"/>
+        <w:spacing w:lineRule="auto" w:line="240" w:before="0" w:after="340"/>
+        <w:jc w:val="both"/>
+        <w:rPr/>
+      </w:pPr>
+      <w:r>
+        <w:rPr/>
+      </w:r>
+    </w:p>
+    <w:p>
+      <w:pPr>
+        <w:pStyle w:val="BodyText"/>
+        <w:bidi w:val="0"/>
+        <w:spacing w:lineRule="auto" w:line="240" w:before="0" w:after="340"/>
+        <w:jc w:val="both"/>
+        <w:rPr/>
+      </w:pPr>
+      <w:r>
+        <w:rPr/>
+      </w:r>
+    </w:p>
+    <w:p>
+      <w:pPr>
+        <w:pStyle w:val="BodyText"/>
+        <w:bidi w:val="0"/>
+        <w:spacing w:lineRule="auto" w:line="240" w:before="0" w:after="340"/>
+        <w:jc w:val="both"/>
+        <w:rPr/>
+      </w:pPr>
+      <w:r>
+        <w:rPr/>
+      </w:r>
+    </w:p>
+    <w:p>
+      <w:pPr>
+        <w:pStyle w:val="BodyText"/>
+        <w:bidi w:val="0"/>
+        <w:spacing w:lineRule="auto" w:line="240" w:before="0" w:after="340"/>
         <w:jc w:val="both"/>
         <w:rPr/>
       </w:pPr>
@@ -826,7 +826,7 @@
       <w:pPr>
         <w:pStyle w:val="BodyText"/>
         <w:bidi w:val="0"/>
-        <w:spacing w:lineRule="auto" w:line="360" w:before="0" w:after="120"/>
+        <w:spacing w:lineRule="auto" w:line="240" w:before="0" w:after="340"/>
         <w:jc w:val="both"/>
         <w:rPr/>
       </w:pPr>
@@ -839,7 +839,7 @@
       <w:pPr>
         <w:pStyle w:val="BodyText"/>
         <w:bidi w:val="0"/>
-        <w:spacing w:lineRule="auto" w:line="360" w:before="0" w:after="120"/>
+        <w:spacing w:lineRule="auto" w:line="240" w:before="0" w:after="340"/>
         <w:jc w:val="both"/>
         <w:rPr/>
       </w:pPr>
@@ -852,7 +852,7 @@
       <w:pPr>
         <w:pStyle w:val="BodyText"/>
         <w:bidi w:val="0"/>
-        <w:spacing w:lineRule="auto" w:line="360" w:before="0" w:after="120"/>
+        <w:spacing w:lineRule="auto" w:line="240" w:before="0" w:after="340"/>
         <w:jc w:val="both"/>
         <w:rPr/>
       </w:pPr>
@@ -865,7 +865,7 @@
       <w:pPr>
         <w:pStyle w:val="BodyText"/>
         <w:bidi w:val="0"/>
-        <w:spacing w:lineRule="auto" w:line="360" w:before="0" w:after="120"/>
+        <w:spacing w:lineRule="auto" w:line="240" w:before="0" w:after="340"/>
         <w:jc w:val="both"/>
         <w:rPr/>
       </w:pPr>
@@ -878,7 +878,7 @@
       <w:pPr>
         <w:pStyle w:val="BodyText"/>
         <w:bidi w:val="0"/>
-        <w:spacing w:lineRule="auto" w:line="360" w:before="0" w:after="120"/>
+        <w:spacing w:lineRule="auto" w:line="240" w:before="0" w:after="340"/>
         <w:jc w:val="both"/>
         <w:rPr/>
       </w:pPr>
@@ -905,7 +905,7 @@
       <w:pPr>
         <w:pStyle w:val="BodyText"/>
         <w:bidi w:val="0"/>
-        <w:spacing w:lineRule="auto" w:line="360" w:before="0" w:after="120"/>
+        <w:spacing w:lineRule="auto" w:line="240" w:before="0" w:after="340"/>
         <w:jc w:val="both"/>
         <w:rPr/>
       </w:pPr>
@@ -918,7 +918,7 @@
       <w:pPr>
         <w:pStyle w:val="BodyText"/>
         <w:bidi w:val="0"/>
-        <w:spacing w:lineRule="auto" w:line="360" w:before="0" w:after="120"/>
+        <w:spacing w:lineRule="auto" w:line="240" w:before="0" w:after="340"/>
         <w:jc w:val="both"/>
         <w:rPr/>
       </w:pPr>
@@ -931,7 +931,7 @@
       <w:pPr>
         <w:pStyle w:val="BodyText"/>
         <w:bidi w:val="0"/>
-        <w:spacing w:lineRule="auto" w:line="360" w:before="0" w:after="120"/>
+        <w:spacing w:lineRule="auto" w:line="240" w:before="0" w:after="340"/>
         <w:jc w:val="both"/>
         <w:rPr/>
       </w:pPr>
@@ -944,7 +944,7 @@
       <w:pPr>
         <w:pStyle w:val="BodyText"/>
         <w:bidi w:val="0"/>
-        <w:spacing w:lineRule="auto" w:line="360" w:before="0" w:after="120"/>
+        <w:spacing w:lineRule="auto" w:line="240" w:before="0" w:after="340"/>
         <w:jc w:val="both"/>
         <w:rPr/>
       </w:pPr>
@@ -957,7 +957,7 @@
       <w:pPr>
         <w:pStyle w:val="BodyText"/>
         <w:bidi w:val="0"/>
-        <w:spacing w:lineRule="auto" w:line="360" w:before="0" w:after="120"/>
+        <w:spacing w:lineRule="auto" w:line="240" w:before="0" w:after="340"/>
         <w:jc w:val="both"/>
         <w:rPr/>
       </w:pPr>
@@ -984,7 +984,7 @@
       <w:pPr>
         <w:pStyle w:val="BodyText"/>
         <w:bidi w:val="0"/>
-        <w:spacing w:lineRule="auto" w:line="360" w:before="0" w:after="120"/>
+        <w:spacing w:lineRule="auto" w:line="240" w:before="0" w:after="340"/>
         <w:jc w:val="both"/>
         <w:rPr/>
       </w:pPr>
@@ -997,7 +997,7 @@
       <w:pPr>
         <w:pStyle w:val="BodyText"/>
         <w:bidi w:val="0"/>
-        <w:spacing w:lineRule="auto" w:line="360" w:before="0" w:after="120"/>
+        <w:spacing w:lineRule="auto" w:line="240" w:before="0" w:after="340"/>
         <w:jc w:val="both"/>
         <w:rPr/>
       </w:pPr>
@@ -1010,7 +1010,7 @@
       <w:pPr>
         <w:pStyle w:val="BodyText"/>
         <w:bidi w:val="0"/>
-        <w:spacing w:lineRule="auto" w:line="360" w:before="0" w:after="120"/>
+        <w:spacing w:lineRule="auto" w:line="240" w:before="0" w:after="340"/>
         <w:jc w:val="both"/>
         <w:rPr/>
       </w:pPr>
@@ -1023,7 +1023,7 @@
       <w:pPr>
         <w:pStyle w:val="BodyText"/>
         <w:bidi w:val="0"/>
-        <w:spacing w:lineRule="auto" w:line="360" w:before="0" w:after="120"/>
+        <w:spacing w:lineRule="auto" w:line="240" w:before="0" w:after="340"/>
         <w:jc w:val="both"/>
         <w:rPr/>
       </w:pPr>
@@ -1036,7 +1036,7 @@
       <w:pPr>
         <w:pStyle w:val="BodyText"/>
         <w:bidi w:val="0"/>
-        <w:spacing w:lineRule="auto" w:line="360" w:before="0" w:after="120"/>
+        <w:spacing w:lineRule="auto" w:line="240" w:before="0" w:after="340"/>
         <w:jc w:val="both"/>
         <w:rPr/>
       </w:pPr>
@@ -1049,7 +1049,7 @@
       <w:pPr>
         <w:pStyle w:val="BodyText"/>
         <w:bidi w:val="0"/>
-        <w:spacing w:lineRule="auto" w:line="360" w:before="0" w:after="120"/>
+        <w:spacing w:lineRule="auto" w:line="240" w:before="0" w:after="340"/>
         <w:jc w:val="both"/>
         <w:rPr/>
       </w:pPr>
@@ -1076,7 +1076,7 @@
       <w:pPr>
         <w:pStyle w:val="BodyText"/>
         <w:bidi w:val="0"/>
-        <w:spacing w:lineRule="auto" w:line="360" w:before="0" w:after="120"/>
+        <w:spacing w:lineRule="auto" w:line="240" w:before="0" w:after="340"/>
         <w:jc w:val="both"/>
         <w:rPr/>
       </w:pPr>
@@ -1089,7 +1089,7 @@
       <w:pPr>
         <w:pStyle w:val="BodyText"/>
         <w:bidi w:val="0"/>
-        <w:spacing w:lineRule="auto" w:line="360" w:before="0" w:after="120"/>
+        <w:spacing w:lineRule="auto" w:line="240" w:before="0" w:after="340"/>
         <w:jc w:val="both"/>
         <w:rPr/>
       </w:pPr>
@@ -1116,7 +1116,7 @@
       <w:pPr>
         <w:pStyle w:val="BodyText"/>
         <w:bidi w:val="0"/>
-        <w:spacing w:lineRule="auto" w:line="360" w:before="0" w:after="120"/>
+        <w:spacing w:lineRule="auto" w:line="240" w:before="0" w:after="340"/>
         <w:jc w:val="both"/>
         <w:rPr/>
       </w:pPr>
@@ -1129,7 +1129,7 @@
       <w:pPr>
         <w:pStyle w:val="BodyText"/>
         <w:bidi w:val="0"/>
-        <w:spacing w:lineRule="auto" w:line="360" w:before="0" w:after="120"/>
+        <w:spacing w:lineRule="auto" w:line="240" w:before="0" w:after="340"/>
         <w:jc w:val="both"/>
         <w:rPr/>
       </w:pPr>
@@ -1142,7 +1142,7 @@
       <w:pPr>
         <w:pStyle w:val="BodyText"/>
         <w:bidi w:val="0"/>
-        <w:spacing w:lineRule="auto" w:line="360" w:before="0" w:after="120"/>
+        <w:spacing w:lineRule="auto" w:line="240" w:before="0" w:after="340"/>
         <w:jc w:val="both"/>
         <w:rPr/>
       </w:pPr>
@@ -1155,7 +1155,7 @@
       <w:pPr>
         <w:pStyle w:val="BodyText"/>
         <w:bidi w:val="0"/>
-        <w:spacing w:lineRule="auto" w:line="360" w:before="0" w:after="120"/>
+        <w:spacing w:lineRule="auto" w:line="240" w:before="0" w:after="340"/>
         <w:jc w:val="both"/>
         <w:rPr/>
       </w:pPr>
@@ -1168,7 +1168,7 @@
       <w:pPr>
         <w:pStyle w:val="BodyText"/>
         <w:bidi w:val="0"/>
-        <w:spacing w:lineRule="auto" w:line="360" w:before="0" w:after="120"/>
+        <w:spacing w:lineRule="auto" w:line="240" w:before="0" w:after="340"/>
         <w:jc w:val="both"/>
         <w:rPr/>
       </w:pPr>
@@ -1195,7 +1195,7 @@
       <w:pPr>
         <w:pStyle w:val="BodyText"/>
         <w:bidi w:val="0"/>
-        <w:spacing w:lineRule="auto" w:line="360" w:before="0" w:after="120"/>
+        <w:spacing w:lineRule="auto" w:line="240" w:before="0" w:after="340"/>
         <w:jc w:val="both"/>
         <w:rPr/>
       </w:pPr>
@@ -1208,7 +1208,7 @@
       <w:pPr>
         <w:pStyle w:val="BodyText"/>
         <w:bidi w:val="0"/>
-        <w:spacing w:lineRule="auto" w:line="360" w:before="0" w:after="120"/>
+        <w:spacing w:lineRule="auto" w:line="240" w:before="0" w:after="340"/>
         <w:jc w:val="both"/>
         <w:rPr/>
       </w:pPr>
@@ -1221,7 +1221,7 @@
       <w:pPr>
         <w:pStyle w:val="BodyText"/>
         <w:bidi w:val="0"/>
-        <w:spacing w:lineRule="auto" w:line="360" w:before="0" w:after="120"/>
+        <w:spacing w:lineRule="auto" w:line="240" w:before="0" w:after="340"/>
         <w:jc w:val="both"/>
         <w:rPr/>
       </w:pPr>
@@ -1234,7 +1234,7 @@
       <w:pPr>
         <w:pStyle w:val="BodyText"/>
         <w:bidi w:val="0"/>
-        <w:spacing w:lineRule="auto" w:line="360" w:before="0" w:after="120"/>
+        <w:spacing w:lineRule="auto" w:line="240" w:before="0" w:after="340"/>
         <w:jc w:val="both"/>
         <w:rPr/>
       </w:pPr>
@@ -1247,7 +1247,7 @@
       <w:pPr>
         <w:pStyle w:val="BodyText"/>
         <w:bidi w:val="0"/>
-        <w:spacing w:lineRule="auto" w:line="360" w:before="0" w:after="120"/>
+        <w:spacing w:lineRule="auto" w:line="240" w:before="0" w:after="340"/>
         <w:jc w:val="both"/>
         <w:rPr/>
       </w:pPr>
@@ -1260,7 +1260,7 @@
       <w:pPr>
         <w:pStyle w:val="BodyText"/>
         <w:bidi w:val="0"/>
-        <w:spacing w:lineRule="auto" w:line="360" w:before="0" w:after="120"/>
+        <w:spacing w:lineRule="auto" w:line="240" w:before="0" w:after="340"/>
         <w:jc w:val="both"/>
         <w:rPr/>
       </w:pPr>
@@ -1287,7 +1287,7 @@
       <w:pPr>
         <w:pStyle w:val="BodyText"/>
         <w:bidi w:val="0"/>
-        <w:spacing w:lineRule="auto" w:line="360" w:before="0" w:after="120"/>
+        <w:spacing w:lineRule="auto" w:line="240" w:before="0" w:after="340"/>
         <w:jc w:val="both"/>
         <w:rPr/>
       </w:pPr>
@@ -1300,7 +1300,7 @@
       <w:pPr>
         <w:pStyle w:val="BodyText"/>
         <w:bidi w:val="0"/>
-        <w:spacing w:lineRule="auto" w:line="360" w:before="0" w:after="120"/>
+        <w:spacing w:lineRule="auto" w:line="240" w:before="0" w:after="340"/>
         <w:jc w:val="both"/>
         <w:rPr/>
       </w:pPr>
@@ -1327,7 +1327,7 @@
       <w:pPr>
         <w:pStyle w:val="BodyText"/>
         <w:bidi w:val="0"/>
-        <w:spacing w:lineRule="auto" w:line="360" w:before="0" w:after="120"/>
+        <w:spacing w:lineRule="auto" w:line="240" w:before="0" w:after="340"/>
         <w:jc w:val="both"/>
         <w:rPr/>
       </w:pPr>
@@ -1340,7 +1340,7 @@
       <w:pPr>
         <w:pStyle w:val="BodyText"/>
         <w:bidi w:val="0"/>
-        <w:spacing w:lineRule="auto" w:line="360" w:before="0" w:after="120"/>
+        <w:spacing w:lineRule="auto" w:line="240" w:before="0" w:after="340"/>
         <w:jc w:val="both"/>
         <w:rPr/>
       </w:pPr>
@@ -1353,7 +1353,7 @@
       <w:pPr>
         <w:pStyle w:val="BodyText"/>
         <w:bidi w:val="0"/>
-        <w:spacing w:lineRule="auto" w:line="360" w:before="0" w:after="120"/>
+        <w:spacing w:lineRule="auto" w:line="240" w:before="0" w:after="340"/>
         <w:jc w:val="both"/>
         <w:rPr/>
       </w:pPr>
@@ -1366,7 +1366,7 @@
       <w:pPr>
         <w:pStyle w:val="BodyText"/>
         <w:bidi w:val="0"/>
-        <w:spacing w:lineRule="auto" w:line="360" w:before="0" w:after="120"/>
+        <w:spacing w:lineRule="auto" w:line="240" w:before="0" w:after="340"/>
         <w:jc w:val="both"/>
         <w:rPr/>
       </w:pPr>
@@ -1379,7 +1379,7 @@
       <w:pPr>
         <w:pStyle w:val="BodyText"/>
         <w:bidi w:val="0"/>
-        <w:spacing w:lineRule="auto" w:line="360" w:before="0" w:after="120"/>
+        <w:spacing w:lineRule="auto" w:line="240" w:before="0" w:after="340"/>
         <w:jc w:val="both"/>
         <w:rPr/>
       </w:pPr>
@@ -1406,7 +1406,7 @@
       <w:pPr>
         <w:pStyle w:val="BodyText"/>
         <w:bidi w:val="0"/>
-        <w:spacing w:lineRule="auto" w:line="360" w:before="0" w:after="120"/>
+        <w:spacing w:lineRule="auto" w:line="240" w:before="0" w:after="340"/>
         <w:jc w:val="both"/>
         <w:rPr/>
       </w:pPr>
@@ -1419,7 +1419,7 @@
       <w:pPr>
         <w:pStyle w:val="BodyText"/>
         <w:bidi w:val="0"/>
-        <w:spacing w:lineRule="auto" w:line="360" w:before="0" w:after="120"/>
+        <w:spacing w:lineRule="auto" w:line="240" w:before="0" w:after="340"/>
         <w:jc w:val="both"/>
         <w:rPr/>
       </w:pPr>
@@ -1432,7 +1432,7 @@
       <w:pPr>
         <w:pStyle w:val="BodyText"/>
         <w:bidi w:val="0"/>
-        <w:spacing w:lineRule="auto" w:line="360" w:before="0" w:after="120"/>
+        <w:spacing w:lineRule="auto" w:line="240" w:before="0" w:after="340"/>
         <w:jc w:val="both"/>
         <w:rPr/>
       </w:pPr>
@@ -1445,7 +1445,7 @@
       <w:pPr>
         <w:pStyle w:val="BodyText"/>
         <w:bidi w:val="0"/>
-        <w:spacing w:lineRule="auto" w:line="360" w:before="0" w:after="120"/>
+        <w:spacing w:lineRule="auto" w:line="240" w:before="0" w:after="340"/>
         <w:jc w:val="both"/>
         <w:rPr/>
       </w:pPr>
@@ -1458,7 +1458,7 @@
       <w:pPr>
         <w:pStyle w:val="BodyText"/>
         <w:bidi w:val="0"/>
-        <w:spacing w:lineRule="auto" w:line="360" w:before="0" w:after="120"/>
+        <w:spacing w:lineRule="auto" w:line="240" w:before="0" w:after="340"/>
         <w:jc w:val="both"/>
         <w:rPr/>
       </w:pPr>
@@ -1471,7 +1471,7 @@
       <w:pPr>
         <w:pStyle w:val="BodyText"/>
         <w:bidi w:val="0"/>
-        <w:spacing w:lineRule="auto" w:line="360" w:before="0" w:after="120"/>
+        <w:spacing w:lineRule="auto" w:line="240" w:before="0" w:after="340"/>
         <w:jc w:val="both"/>
         <w:rPr/>
       </w:pPr>
@@ -1498,7 +1498,7 @@
       <w:pPr>
         <w:pStyle w:val="BodyText"/>
         <w:bidi w:val="0"/>
-        <w:spacing w:lineRule="auto" w:line="360" w:before="0" w:after="120"/>
+        <w:spacing w:lineRule="auto" w:line="240" w:before="0" w:after="340"/>
         <w:jc w:val="both"/>
         <w:rPr/>
       </w:pPr>
@@ -1511,7 +1511,7 @@
       <w:pPr>
         <w:pStyle w:val="BodyText"/>
         <w:bidi w:val="0"/>
-        <w:spacing w:lineRule="auto" w:line="360" w:before="0" w:after="120"/>
+        <w:spacing w:lineRule="auto" w:line="240" w:before="0" w:after="340"/>
         <w:jc w:val="both"/>
         <w:rPr/>
       </w:pPr>
@@ -1524,7 +1524,7 @@
       <w:pPr>
         <w:pStyle w:val="BodyText"/>
         <w:bidi w:val="0"/>
-        <w:spacing w:lineRule="auto" w:line="360" w:before="0" w:after="120"/>
+        <w:spacing w:lineRule="auto" w:line="240" w:before="0" w:after="340"/>
         <w:jc w:val="both"/>
         <w:rPr/>
       </w:pPr>
@@ -1537,7 +1537,7 @@
       <w:pPr>
         <w:pStyle w:val="BodyText"/>
         <w:bidi w:val="0"/>
-        <w:spacing w:lineRule="auto" w:line="360" w:before="0" w:after="120"/>
+        <w:spacing w:lineRule="auto" w:line="240" w:before="0" w:after="340"/>
         <w:jc w:val="both"/>
         <w:rPr/>
       </w:pPr>
@@ -1550,7 +1550,7 @@
       <w:pPr>
         <w:pStyle w:val="BodyText"/>
         <w:bidi w:val="0"/>
-        <w:spacing w:lineRule="auto" w:line="360" w:before="0" w:after="120"/>
+        <w:spacing w:lineRule="auto" w:line="240" w:before="0" w:after="340"/>
         <w:jc w:val="both"/>
         <w:rPr/>
       </w:pPr>
@@ -1586,15 +1586,15 @@
         </w:tblCellMar>
       </w:tblPr>
       <w:tblGrid>
-        <w:gridCol w:w="3024"/>
-        <w:gridCol w:w="3024"/>
-        <w:gridCol w:w="3024"/>
+        <w:gridCol w:w="3135"/>
+        <w:gridCol w:w="3135"/>
+        <w:gridCol w:w="3136"/>
       </w:tblGrid>
       <w:tr>
         <w:trPr/>
         <w:tc>
           <w:tcPr>
-            <w:tcW w:w="3024" w:type="dxa"/>
+            <w:tcW w:w="3135" w:type="dxa"/>
             <w:tcBorders/>
           </w:tcPr>
           <w:p>
@@ -1611,7 +1611,7 @@
         </w:tc>
         <w:tc>
           <w:tcPr>
-            <w:tcW w:w="3024" w:type="dxa"/>
+            <w:tcW w:w="3135" w:type="dxa"/>
             <w:tcBorders/>
           </w:tcPr>
           <w:p>
@@ -1628,7 +1628,7 @@
         </w:tc>
         <w:tc>
           <w:tcPr>
-            <w:tcW w:w="3024" w:type="dxa"/>
+            <w:tcW w:w="3136" w:type="dxa"/>
             <w:tcBorders/>
           </w:tcPr>
           <w:p>
@@ -1648,7 +1648,7 @@
         <w:trPr/>
         <w:tc>
           <w:tcPr>
-            <w:tcW w:w="3024" w:type="dxa"/>
+            <w:tcW w:w="3135" w:type="dxa"/>
             <w:tcBorders/>
           </w:tcPr>
           <w:p>
@@ -1665,7 +1665,7 @@
         </w:tc>
         <w:tc>
           <w:tcPr>
-            <w:tcW w:w="3024" w:type="dxa"/>
+            <w:tcW w:w="3135" w:type="dxa"/>
             <w:tcBorders/>
           </w:tcPr>
           <w:p>
@@ -1682,7 +1682,7 @@
         </w:tc>
         <w:tc>
           <w:tcPr>
-            <w:tcW w:w="3024" w:type="dxa"/>
+            <w:tcW w:w="3136" w:type="dxa"/>
             <w:tcBorders/>
           </w:tcPr>
           <w:p>
@@ -1702,7 +1702,7 @@
         <w:trPr/>
         <w:tc>
           <w:tcPr>
-            <w:tcW w:w="3024" w:type="dxa"/>
+            <w:tcW w:w="3135" w:type="dxa"/>
             <w:tcBorders/>
           </w:tcPr>
           <w:p>
@@ -1719,7 +1719,7 @@
         </w:tc>
         <w:tc>
           <w:tcPr>
-            <w:tcW w:w="3024" w:type="dxa"/>
+            <w:tcW w:w="3135" w:type="dxa"/>
             <w:tcBorders/>
           </w:tcPr>
           <w:p>
@@ -1736,7 +1736,7 @@
         </w:tc>
         <w:tc>
           <w:tcPr>
-            <w:tcW w:w="3024" w:type="dxa"/>
+            <w:tcW w:w="3136" w:type="dxa"/>
             <w:tcBorders/>
           </w:tcPr>
           <w:p>
@@ -1756,7 +1756,7 @@
         <w:trPr/>
         <w:tc>
           <w:tcPr>
-            <w:tcW w:w="3024" w:type="dxa"/>
+            <w:tcW w:w="3135" w:type="dxa"/>
             <w:tcBorders/>
           </w:tcPr>
           <w:p>
@@ -1773,7 +1773,7 @@
         </w:tc>
         <w:tc>
           <w:tcPr>
-            <w:tcW w:w="3024" w:type="dxa"/>
+            <w:tcW w:w="3135" w:type="dxa"/>
             <w:tcBorders/>
           </w:tcPr>
           <w:p>
@@ -1790,7 +1790,7 @@
         </w:tc>
         <w:tc>
           <w:tcPr>
-            <w:tcW w:w="3024" w:type="dxa"/>
+            <w:tcW w:w="3136" w:type="dxa"/>
             <w:tcBorders/>
           </w:tcPr>
           <w:p>
@@ -1847,15 +1847,15 @@
         </w:tblCellMar>
       </w:tblPr>
       <w:tblGrid>
-        <w:gridCol w:w="3024"/>
-        <w:gridCol w:w="3024"/>
-        <w:gridCol w:w="3024"/>
+        <w:gridCol w:w="3135"/>
+        <w:gridCol w:w="3135"/>
+        <w:gridCol w:w="3136"/>
       </w:tblGrid>
       <w:tr>
         <w:trPr/>
         <w:tc>
           <w:tcPr>
-            <w:tcW w:w="3024" w:type="dxa"/>
+            <w:tcW w:w="3135" w:type="dxa"/>
             <w:tcBorders/>
           </w:tcPr>
           <w:p>
@@ -1872,7 +1872,7 @@
         </w:tc>
         <w:tc>
           <w:tcPr>
-            <w:tcW w:w="3024" w:type="dxa"/>
+            <w:tcW w:w="3135" w:type="dxa"/>
             <w:tcBorders/>
           </w:tcPr>
           <w:p>
@@ -1889,7 +1889,7 @@
         </w:tc>
         <w:tc>
           <w:tcPr>
-            <w:tcW w:w="3024" w:type="dxa"/>
+            <w:tcW w:w="3136" w:type="dxa"/>
             <w:tcBorders/>
           </w:tcPr>
           <w:p>
@@ -1909,7 +1909,7 @@
         <w:trPr/>
         <w:tc>
           <w:tcPr>
-            <w:tcW w:w="3024" w:type="dxa"/>
+            <w:tcW w:w="3135" w:type="dxa"/>
             <w:tcBorders/>
           </w:tcPr>
           <w:p>
@@ -1926,7 +1926,7 @@
         </w:tc>
         <w:tc>
           <w:tcPr>
-            <w:tcW w:w="3024" w:type="dxa"/>
+            <w:tcW w:w="3135" w:type="dxa"/>
             <w:tcBorders/>
           </w:tcPr>
           <w:p>
@@ -1943,7 +1943,7 @@
         </w:tc>
         <w:tc>
           <w:tcPr>
-            <w:tcW w:w="3024" w:type="dxa"/>
+            <w:tcW w:w="3136" w:type="dxa"/>
             <w:tcBorders/>
           </w:tcPr>
           <w:p>
@@ -1963,7 +1963,7 @@
         <w:trPr/>
         <w:tc>
           <w:tcPr>
-            <w:tcW w:w="3024" w:type="dxa"/>
+            <w:tcW w:w="3135" w:type="dxa"/>
             <w:tcBorders/>
           </w:tcPr>
           <w:p>
@@ -1980,7 +1980,7 @@
         </w:tc>
         <w:tc>
           <w:tcPr>
-            <w:tcW w:w="3024" w:type="dxa"/>
+            <w:tcW w:w="3135" w:type="dxa"/>
             <w:tcBorders/>
           </w:tcPr>
           <w:p>
@@ -1997,7 +1997,7 @@
         </w:tc>
         <w:tc>
           <w:tcPr>
-            <w:tcW w:w="3024" w:type="dxa"/>
+            <w:tcW w:w="3136" w:type="dxa"/>
             <w:tcBorders/>
           </w:tcPr>
           <w:p>
@@ -2017,7 +2017,7 @@
         <w:trPr/>
         <w:tc>
           <w:tcPr>
-            <w:tcW w:w="3024" w:type="dxa"/>
+            <w:tcW w:w="3135" w:type="dxa"/>
             <w:tcBorders/>
           </w:tcPr>
           <w:p>
@@ -2034,7 +2034,7 @@
         </w:tc>
         <w:tc>
           <w:tcPr>
-            <w:tcW w:w="3024" w:type="dxa"/>
+            <w:tcW w:w="3135" w:type="dxa"/>
             <w:tcBorders/>
           </w:tcPr>
           <w:p>
@@ -2051,7 +2051,7 @@
         </w:tc>
         <w:tc>
           <w:tcPr>
-            <w:tcW w:w="3024" w:type="dxa"/>
+            <w:tcW w:w="3136" w:type="dxa"/>
             <w:tcBorders/>
           </w:tcPr>
           <w:p>
@@ -2085,7 +2085,7 @@
       <w:pPr>
         <w:pStyle w:val="BodyText"/>
         <w:bidi w:val="0"/>
-        <w:spacing w:lineRule="auto" w:line="360" w:before="0" w:after="120"/>
+        <w:spacing w:lineRule="auto" w:line="240" w:before="0" w:after="340"/>
         <w:jc w:val="both"/>
         <w:rPr/>
       </w:pPr>
@@ -2165,7 +2165,7 @@
       <w:pPr>
         <w:pStyle w:val="BodyText"/>
         <w:bidi w:val="0"/>
-        <w:spacing w:lineRule="auto" w:line="360" w:before="0" w:after="120"/>
+        <w:spacing w:lineRule="auto" w:line="240" w:before="0" w:after="340"/>
         <w:jc w:val="both"/>
         <w:rPr/>
       </w:pPr>
@@ -2257,7 +2257,7 @@
       <w:pPr>
         <w:pStyle w:val="BodyText"/>
         <w:bidi w:val="0"/>
-        <w:spacing w:lineRule="auto" w:line="360" w:before="0" w:after="120"/>
+        <w:spacing w:lineRule="auto" w:line="240" w:before="0" w:after="340"/>
         <w:jc w:val="both"/>
         <w:rPr/>
       </w:pPr>
@@ -2270,7 +2270,7 @@
       <w:pPr>
         <w:pStyle w:val="BodyText"/>
         <w:bidi w:val="0"/>
-        <w:spacing w:lineRule="auto" w:line="360" w:before="0" w:after="120"/>
+        <w:spacing w:lineRule="auto" w:line="240" w:before="0" w:after="340"/>
         <w:jc w:val="both"/>
         <w:rPr/>
       </w:pPr>
@@ -2295,7 +2295,7 @@
       <w:pPr>
         <w:pStyle w:val="BodyText"/>
         <w:bidi w:val="0"/>
-        <w:spacing w:lineRule="auto" w:line="360" w:before="0" w:after="120"/>
+        <w:spacing w:lineRule="auto" w:line="240" w:before="0" w:after="340"/>
         <w:jc w:val="both"/>
         <w:rPr/>
       </w:pPr>
@@ -2308,7 +2308,7 @@
       <w:pPr>
         <w:pStyle w:val="BodyText"/>
         <w:bidi w:val="0"/>
-        <w:spacing w:lineRule="auto" w:line="360" w:before="0" w:after="120"/>
+        <w:spacing w:lineRule="auto" w:line="240" w:before="0" w:after="340"/>
         <w:jc w:val="both"/>
         <w:rPr/>
       </w:pPr>
@@ -2333,7 +2333,7 @@
       <w:pPr>
         <w:pStyle w:val="BodyText"/>
         <w:bidi w:val="0"/>
-        <w:spacing w:lineRule="auto" w:line="360" w:before="0" w:after="120"/>
+        <w:spacing w:lineRule="auto" w:line="240" w:before="0" w:after="340"/>
         <w:jc w:val="both"/>
         <w:rPr/>
       </w:pPr>
@@ -2346,7 +2346,7 @@
       <w:pPr>
         <w:pStyle w:val="BodyText"/>
         <w:bidi w:val="0"/>
-        <w:spacing w:lineRule="auto" w:line="360" w:before="0" w:after="120"/>
+        <w:spacing w:lineRule="auto" w:line="240" w:before="0" w:after="340"/>
         <w:jc w:val="both"/>
         <w:rPr/>
       </w:pPr>
@@ -2359,7 +2359,7 @@
       <w:pPr>
         <w:pStyle w:val="BodyText"/>
         <w:bidi w:val="0"/>
-        <w:spacing w:lineRule="auto" w:line="360" w:before="0" w:after="120"/>
+        <w:spacing w:lineRule="auto" w:line="240" w:before="0" w:after="340"/>
         <w:jc w:val="both"/>
         <w:rPr/>
       </w:pPr>
@@ -2372,7 +2372,7 @@
       <w:pPr>
         <w:pStyle w:val="BodyText"/>
         <w:bidi w:val="0"/>
-        <w:spacing w:lineRule="auto" w:line="360" w:before="0" w:after="120"/>
+        <w:spacing w:lineRule="auto" w:line="240" w:before="0" w:after="340"/>
         <w:jc w:val="both"/>
         <w:rPr/>
       </w:pPr>
@@ -2385,7 +2385,7 @@
       <w:pPr>
         <w:pStyle w:val="BodyText"/>
         <w:bidi w:val="0"/>
-        <w:spacing w:lineRule="auto" w:line="360" w:before="0" w:after="120"/>
+        <w:spacing w:lineRule="auto" w:line="240" w:before="0" w:after="340"/>
         <w:jc w:val="both"/>
         <w:rPr/>
       </w:pPr>
@@ -2398,7 +2398,7 @@
       <w:pPr>
         <w:pStyle w:val="BodyText"/>
         <w:bidi w:val="0"/>
-        <w:spacing w:lineRule="auto" w:line="360" w:before="0" w:after="120"/>
+        <w:spacing w:lineRule="auto" w:line="240" w:before="0" w:after="340"/>
         <w:jc w:val="both"/>
         <w:rPr/>
       </w:pPr>
@@ -2411,7 +2411,7 @@
       <w:pPr>
         <w:pStyle w:val="BodyText"/>
         <w:bidi w:val="0"/>
-        <w:spacing w:lineRule="auto" w:line="360" w:before="0" w:after="120"/>
+        <w:spacing w:lineRule="auto" w:line="240" w:before="0" w:after="340"/>
         <w:jc w:val="both"/>
         <w:rPr/>
       </w:pPr>
@@ -2424,7 +2424,7 @@
       <w:pPr>
         <w:pStyle w:val="BodyText"/>
         <w:bidi w:val="0"/>
-        <w:spacing w:lineRule="auto" w:line="360" w:before="0" w:after="120"/>
+        <w:spacing w:lineRule="auto" w:line="240" w:before="0" w:after="340"/>
         <w:jc w:val="both"/>
         <w:rPr/>
       </w:pPr>
@@ -2437,7 +2437,7 @@
       <w:pPr>
         <w:pStyle w:val="BodyText"/>
         <w:bidi w:val="0"/>
-        <w:spacing w:lineRule="auto" w:line="360" w:before="0" w:after="120"/>
+        <w:spacing w:lineRule="auto" w:line="240" w:before="0" w:after="340"/>
         <w:jc w:val="both"/>
         <w:rPr/>
       </w:pPr>
@@ -2450,7 +2450,7 @@
       <w:pPr>
         <w:pStyle w:val="BodyText"/>
         <w:bidi w:val="0"/>
-        <w:spacing w:lineRule="auto" w:line="360" w:before="0" w:after="120"/>
+        <w:spacing w:lineRule="auto" w:line="240" w:before="0" w:after="340"/>
         <w:jc w:val="both"/>
         <w:rPr/>
       </w:pPr>
@@ -2463,7 +2463,7 @@
       <w:pPr>
         <w:pStyle w:val="BodyText"/>
         <w:bidi w:val="0"/>
-        <w:spacing w:lineRule="auto" w:line="360" w:before="0" w:after="120"/>
+        <w:spacing w:lineRule="auto" w:line="240" w:before="0" w:after="340"/>
         <w:jc w:val="both"/>
         <w:rPr/>
       </w:pPr>
@@ -2476,7 +2476,7 @@
       <w:pPr>
         <w:pStyle w:val="BodyText"/>
         <w:bidi w:val="0"/>
-        <w:spacing w:lineRule="auto" w:line="360" w:before="0" w:after="120"/>
+        <w:spacing w:lineRule="auto" w:line="240" w:before="0" w:after="340"/>
         <w:jc w:val="both"/>
         <w:rPr/>
       </w:pPr>
@@ -2489,7 +2489,7 @@
       <w:pPr>
         <w:pStyle w:val="BodyText"/>
         <w:bidi w:val="0"/>
-        <w:spacing w:lineRule="auto" w:line="360" w:before="0" w:after="120"/>
+        <w:spacing w:lineRule="auto" w:line="240" w:before="0" w:after="340"/>
         <w:jc w:val="both"/>
         <w:rPr/>
       </w:pPr>
@@ -2502,7 +2502,7 @@
       <w:pPr>
         <w:pStyle w:val="BodyText"/>
         <w:bidi w:val="0"/>
-        <w:spacing w:lineRule="auto" w:line="360" w:before="0" w:after="120"/>
+        <w:spacing w:lineRule="auto" w:line="240" w:before="0" w:after="340"/>
         <w:jc w:val="both"/>
         <w:rPr/>
       </w:pPr>
@@ -2515,7 +2515,7 @@
       <w:pPr>
         <w:pStyle w:val="BodyText"/>
         <w:bidi w:val="0"/>
-        <w:spacing w:lineRule="auto" w:line="360" w:before="0" w:after="120"/>
+        <w:spacing w:lineRule="auto" w:line="240" w:before="0" w:after="340"/>
         <w:jc w:val="both"/>
         <w:rPr/>
       </w:pPr>
@@ -2528,7 +2528,7 @@
       <w:pPr>
         <w:pStyle w:val="BodyText"/>
         <w:bidi w:val="0"/>
-        <w:spacing w:lineRule="auto" w:line="360" w:before="0" w:after="120"/>
+        <w:spacing w:lineRule="auto" w:line="240" w:before="0" w:after="340"/>
         <w:jc w:val="both"/>
         <w:rPr/>
       </w:pPr>
@@ -2541,7 +2541,7 @@
       <w:pPr>
         <w:pStyle w:val="BodyText"/>
         <w:bidi w:val="0"/>
-        <w:spacing w:lineRule="auto" w:line="360" w:before="0" w:after="120"/>
+        <w:spacing w:lineRule="auto" w:line="240" w:before="0" w:after="340"/>
         <w:jc w:val="both"/>
         <w:rPr/>
       </w:pPr>
@@ -2554,7 +2554,7 @@
       <w:pPr>
         <w:pStyle w:val="BodyText"/>
         <w:bidi w:val="0"/>
-        <w:spacing w:lineRule="auto" w:line="360" w:before="0" w:after="120"/>
+        <w:spacing w:lineRule="auto" w:line="240" w:before="0" w:after="340"/>
         <w:jc w:val="both"/>
         <w:rPr/>
       </w:pPr>
@@ -2566,7 +2566,7 @@
     <w:sectPr>
       <w:footerReference w:type="default" r:id="rId4"/>
       <w:type w:val="nextPage"/>
-      <w:pgSz w:w="11906" w:h="16838"/>
+      <w:pgSz w:w="12240" w:h="15840"/>
       <w:pgMar w:left="1417" w:right="1417" w:gutter="0" w:header="0" w:top="1417" w:footer="1417" w:bottom="1976"/>
       <w:pgNumType w:fmt="decimal"/>
       <w:formProt w:val="false"/>
@@ -2637,7 +2637,7 @@
     </w:r>
     <w:r>
       <w:rPr/>
-      <w:t>14</w:t>
+      <w:t>16</w:t>
     </w:r>
     <w:r>
       <w:rPr/>
@@ -2885,11 +2885,11 @@
     <w:name w:val="Body Text"/>
     <w:basedOn w:val="Normal"/>
     <w:pPr>
-      <w:spacing w:lineRule="auto" w:line="360" w:before="0" w:after="120"/>
+      <w:spacing w:lineRule="auto" w:line="240" w:before="0" w:after="340"/>
       <w:jc w:val="both"/>
     </w:pPr>
     <w:rPr>
-      <w:rFonts w:ascii="Times New Roman" w:hAnsi="Times New Roman"/>
+      <w:rFonts w:ascii="Comic Sans MS" w:hAnsi="Comic Sans MS"/>
       <w:sz w:val="24"/>
     </w:rPr>
   </w:style>
